--- a/public/templates/CNBB/14.Mẫu Báo cáo đưa đi CNBB.docx
+++ b/public/templates/CNBB/14.Mẫu Báo cáo đưa đi CNBB.docx
@@ -36,7 +36,7 @@
           <w:p>
             <w:pPr>
               <w:spacing w:before="0pt" w:after="0pt" w:line="12pt" w:lineRule="auto"/>
-              <w:ind w:end="-5.15pt"/>
+              <w:ind w:end="-4.85pt"/>
               <w:jc w:val="center"/>
               <w:rPr>
                 <w:color w:val="000000"/>
@@ -73,7 +73,7 @@
           <w:p>
             <w:pPr>
               <w:spacing w:before="0pt" w:after="0pt" w:line="12pt" w:lineRule="auto"/>
-              <w:ind w:end="-5.15pt"/>
+              <w:ind w:end="-4.85pt"/>
               <w:jc w:val="center"/>
               <w:rPr>
                 <w:color w:val="000000"/>
@@ -263,7 +263,7 @@
           <w:p>
             <w:pPr>
               <w:spacing w:before="0pt" w:after="0pt" w:line="12pt" w:lineRule="auto"/>
-              <w:ind w:start="-1.25pt"/>
+              <w:ind w:start="0.75pt"/>
               <w:mirrorIndents/>
               <w:jc w:val="center"/>
               <w:rPr>
@@ -288,7 +288,7 @@
           <w:p>
             <w:pPr>
               <w:spacing w:before="0pt" w:after="0pt" w:line="12pt" w:lineRule="auto"/>
-              <w:ind w:start="-1.15pt"/>
+              <w:ind w:start="0.85pt"/>
               <w:mirrorIndents/>
               <w:jc w:val="center"/>
               <w:rPr>
@@ -367,7 +367,7 @@
           <w:p>
             <w:pPr>
               <w:spacing w:before="0pt" w:after="0pt" w:line="12pt" w:lineRule="auto"/>
-              <w:ind w:start="-1.15pt"/>
+              <w:ind w:start="0.85pt"/>
               <w:mirrorIndents/>
               <w:jc w:val="end"/>
               <w:rPr>
@@ -716,10 +716,79 @@
     </w:p>
     <w:p>
       <w:pPr>
+        <w:spacing w:before="0pt" w:after="0pt"/>
+        <w:ind w:firstLine="28.35pt"/>
+        <w:rPr>
+          <w:i/>
+          <w:sz w:val="28"/>
+          <w:szCs w:val="28"/>
+        </w:rPr>
+      </w:pPr>
+    </w:p>
+    <w:p>
+      <w:pPr>
+        <w:spacing w:before="0pt" w:after="0pt"/>
+        <w:ind w:firstLine="28.35pt"/>
+        <w:rPr>
+          <w:i/>
+          <w:sz w:val="28"/>
+          <w:szCs w:val="28"/>
+        </w:rPr>
+      </w:pPr>
+      <w:r>
+        <w:rPr>
+          <w:i/>
+          <w:sz w:val="28"/>
+          <w:szCs w:val="28"/>
+        </w:rPr>
+        <w:t>Căn cứ Luật phòng chống ma túy năm 2025;</w:t>
+      </w:r>
+    </w:p>
+    <w:p>
+      <w:pPr>
+        <w:spacing w:before="0pt" w:after="0pt"/>
+        <w:ind w:firstLine="28.35pt"/>
+        <w:rPr>
+          <w:i/>
+          <w:sz w:val="28"/>
+          <w:szCs w:val="28"/>
+        </w:rPr>
+      </w:pPr>
+      <w:r>
+        <w:rPr>
+          <w:i/>
+          <w:sz w:val="28"/>
+          <w:szCs w:val="28"/>
+        </w:rPr>
+        <w:t xml:space="preserve">Căn cứ Nghị định số 163/2026/NĐ-CP ngày 15 tháng 5 năm 2026 của Chính phủ quy định chi tiết và hướng dẫn thi hành một số điều của </w:t>
+      </w:r>
+      <w:bookmarkStart w:id="1" w:name="tvpllink_rsbnszwbof_71"/>
+      <w:r>
+        <w:rPr>
+          <w:i/>
+          <w:sz w:val="28"/>
+          <w:szCs w:val="28"/>
+        </w:rPr>
+        <w:t>Luật Phòng, chống ma túy</w:t>
+      </w:r>
+      <w:bookmarkEnd w:id="1"/>
+      <w:r>
+        <w:rPr>
+          <w:i/>
+          <w:sz w:val="28"/>
+          <w:szCs w:val="28"/>
+        </w:rPr>
+        <w:t>;</w:t>
+      </w:r>
+    </w:p>
+    <w:p>
+      <w:pPr>
         <w:spacing w:after="0pt" w:line="12pt" w:lineRule="auto"/>
         <w:ind w:firstLine="28.35pt"/>
         <w:jc w:val="both"/>
         <w:rPr>
+          <w:i/>
+          <w:iCs/>
           <w:sz w:val="28"/>
           <w:szCs w:val="28"/>
           <w:lang w:val="vi-VN"/>
@@ -739,147 +808,17 @@
           <w:szCs w:val="28"/>
           <w:lang w:val="vi-VN"/>
         </w:rPr>
-        <w:t>Thông tư liên tịch số 03/2025/TTLT-BCA-VKSNDTC-TANDTC ngày 01/03/2025 quy định về xử lý một số vấ</w:t>
-      </w:r>
-      <w:r>
-        <w:rPr>
+        <w:t xml:space="preserve">Thông tư liên tịch số 03/2025/TTLT-BCA-VKSNDTC-TANDTC </w:t>
+      </w:r>
+      <w:r>
+        <w:rPr>
+          <w:i/>
+          <w:iCs/>
           <w:sz w:val="28"/>
           <w:szCs w:val="28"/>
           <w:lang w:val="vi-VN"/>
         </w:rPr>
-        <w:t>n đề liên quan đến áp dụng biện</w:t>
-      </w:r>
-      <w:r>
-        <w:rPr>
-          <w:sz w:val="28"/>
-          <w:szCs w:val="28"/>
-          <w:lang w:val="vi-VN"/>
-        </w:rPr>
-        <w:t xml:space="preserve"> pháp xử lý hành chính đưa vào trường giáo dưỡng, cơ sở giáo dục bắt buộc, cơ sở cai nghiện bắt buộc và biện pháp đưa vào cơ sở cai nghiện bắt buộc đối với người nghiện ma túy từ đủ 12 tuổi đến dưới 18 tuổi khi sắp xếp tổ chức bộ máy nhà nước.</w:t>
-      </w:r>
-    </w:p>
-    <w:p>
-      <w:pPr>
-        <w:spacing w:after="0pt" w:line="12pt" w:lineRule="auto"/>
-        <w:ind w:firstLine="28.35pt"/>
-        <w:jc w:val="both"/>
-        <w:rPr>
-          <w:sz w:val="28"/>
-          <w:szCs w:val="28"/>
-          <w:lang w:val="vi-VN"/>
-        </w:rPr>
-      </w:pPr>
-      <w:r>
-        <w:rPr>
-          <w:sz w:val="28"/>
-          <w:szCs w:val="28"/>
-          <w:lang w:val="vi-VN"/>
-        </w:rPr>
-        <w:t xml:space="preserve">Căn cứ </w:t>
-      </w:r>
-      <w:r>
-        <w:rPr>
-          <w:sz w:val="28"/>
-          <w:szCs w:val="28"/>
-          <w:lang w:val="vi-VN"/>
-        </w:rPr>
-        <w:t xml:space="preserve">Hướng dẫn số </w:t>
-      </w:r>
-      <w:r>
-        <w:rPr>
-          <w:sz w:val="28"/>
-          <w:szCs w:val="28"/>
-          <w:lang w:val="vi-VN"/>
-        </w:rPr>
-        <w:t>164</w:t>
-      </w:r>
-      <w:r>
-        <w:rPr>
-          <w:sz w:val="28"/>
-          <w:szCs w:val="28"/>
-          <w:lang w:val="vi-VN"/>
-        </w:rPr>
-        <w:t>/HD-</w:t>
-      </w:r>
-      <w:r>
-        <w:rPr>
-          <w:sz w:val="28"/>
-          <w:szCs w:val="28"/>
-          <w:lang w:val="vi-VN"/>
-        </w:rPr>
-        <w:t>PC04</w:t>
-      </w:r>
-      <w:r>
-        <w:rPr>
-          <w:sz w:val="28"/>
-          <w:szCs w:val="28"/>
-          <w:lang w:val="vi-VN"/>
-        </w:rPr>
-        <w:t xml:space="preserve"> ngày </w:t>
-      </w:r>
-      <w:r>
-        <w:rPr>
-          <w:sz w:val="28"/>
-          <w:szCs w:val="28"/>
-          <w:lang w:val="vi-VN"/>
-        </w:rPr>
-        <w:t>04/8</w:t>
-      </w:r>
-      <w:r>
-        <w:rPr>
-          <w:sz w:val="28"/>
-          <w:szCs w:val="28"/>
-          <w:lang w:val="vi-VN"/>
-        </w:rPr>
-        <w:t xml:space="preserve">/2025 của </w:t>
-      </w:r>
-      <w:r>
-        <w:rPr>
-          <w:sz w:val="28"/>
-          <w:szCs w:val="28"/>
-          <w:lang w:val="vi-VN"/>
-        </w:rPr>
-        <w:t>Phòng PC04 Công an</w:t>
-      </w:r>
-      <w:r>
-        <w:rPr>
-          <w:sz w:val="28"/>
-          <w:szCs w:val="28"/>
-          <w:lang w:val="vi-VN"/>
-        </w:rPr>
-        <w:t xml:space="preserve"> tỉnh Đồng Nai hướng dẫn thủ tục tiếp nhận người nghiện</w:t>
-      </w:r>
-      <w:r>
-        <w:rPr>
-          <w:sz w:val="28"/>
-          <w:szCs w:val="28"/>
-          <w:lang w:val="vi-VN"/>
-        </w:rPr>
-        <w:t xml:space="preserve"> ma túy</w:t>
-      </w:r>
-      <w:r>
-        <w:rPr>
-          <w:sz w:val="28"/>
-          <w:szCs w:val="28"/>
-          <w:lang w:val="vi-VN"/>
-        </w:rPr>
-        <w:t xml:space="preserve"> tại Cơ sở cai nghiện ma túy </w:t>
-      </w:r>
-      <w:r>
-        <w:rPr>
-          <w:sz w:val="28"/>
-          <w:szCs w:val="28"/>
-          <w:lang w:val="vi-VN"/>
-        </w:rPr>
-        <w:t>tỉnh Đồng Nai</w:t>
-      </w:r>
-      <w:r>
-        <w:rPr>
-          <w:sz w:val="28"/>
-          <w:szCs w:val="28"/>
-          <w:lang w:val="vi-VN"/>
-        </w:rPr>
-        <w:t xml:space="preserve">. </w:t>
+        <w:t>Căn cứ Thông tư liên tịch số 03/2025/TTLT-BCA-VKSNDTC-TANDTC ngày 01/03/2025 quy định về xử lý một số vấn đề liên quan đến áp dụng biện pháp xử lý hành chính đưa vào trường giáo dưỡng, cơ sở giáo dục bắt buộc, cơ sở cai nghiện bắt buộc và biện pháp đưa vào cơ sở cai nghiện bắt buộc đối với người nghiện ma túy từ đủ 12 tuổi đến dưới 18 tuổi khi sắp xếp tổ chức bộ máy nhà nước.</w:t>
       </w:r>
     </w:p>
     <w:p>
@@ -899,95 +838,7 @@
           <w:szCs w:val="28"/>
           <w:lang w:val="vi-VN"/>
         </w:rPr>
-        <w:t xml:space="preserve">Công an </w:t>
-      </w:r>
-      <w:r>
-        <w:rPr>
-          <w:sz w:val="28"/>
-          <w:szCs w:val="28"/>
-          <w:lang w:val="vi-VN"/>
-        </w:rPr>
-        <w:t xml:space="preserve">phường </w:t>
-      </w:r>
-      <w:r>
-        <w:rPr>
-          <w:sz w:val="28"/>
-          <w:szCs w:val="28"/>
-          <w:lang w:val="vi-VN"/>
-        </w:rPr>
-        <w:t xml:space="preserve">Hàng Gòn </w:t>
-      </w:r>
-      <w:r>
-        <w:rPr>
-          <w:sz w:val="28"/>
-          <w:szCs w:val="28"/>
-          <w:lang w:val="vi-VN"/>
-        </w:rPr>
-        <w:t>báo cáo</w:t>
-      </w:r>
-      <w:r>
-        <w:rPr>
-          <w:sz w:val="28"/>
-          <w:szCs w:val="28"/>
-          <w:lang w:val="vi-VN"/>
-        </w:rPr>
-        <w:t xml:space="preserve"> nội dung sự việc và đề xuất</w:t>
-      </w:r>
-      <w:r>
-        <w:rPr>
-          <w:sz w:val="28"/>
-          <w:szCs w:val="28"/>
-          <w:lang w:val="vi-VN"/>
-        </w:rPr>
-        <w:t xml:space="preserve"> </w:t>
-      </w:r>
-      <w:r>
-        <w:rPr>
-          <w:sz w:val="28"/>
-          <w:szCs w:val="28"/>
-          <w:lang w:val="vi-VN"/>
-        </w:rPr>
-        <w:t>l</w:t>
-      </w:r>
-      <w:r>
-        <w:rPr>
-          <w:sz w:val="28"/>
-          <w:szCs w:val="28"/>
-          <w:lang w:val="vi-VN"/>
-        </w:rPr>
-        <w:t xml:space="preserve">ãnh đạo Phòng PC04 </w:t>
-      </w:r>
-      <w:r>
-        <w:rPr>
-          <w:sz w:val="28"/>
-          <w:szCs w:val="28"/>
-          <w:lang w:val="vi-VN"/>
-        </w:rPr>
-        <w:t xml:space="preserve">- </w:t>
-      </w:r>
-      <w:r>
-        <w:rPr>
-          <w:sz w:val="28"/>
-          <w:szCs w:val="28"/>
-          <w:lang w:val="vi-VN"/>
-        </w:rPr>
-        <w:t xml:space="preserve">Công an tỉnh Đồng Nai </w:t>
-      </w:r>
-      <w:r>
-        <w:rPr>
-          <w:sz w:val="28"/>
-          <w:szCs w:val="28"/>
-          <w:lang w:val="vi-VN"/>
-        </w:rPr>
-        <w:t xml:space="preserve">như </w:t>
-      </w:r>
-      <w:r>
-        <w:rPr>
-          <w:sz w:val="28"/>
-          <w:szCs w:val="28"/>
-          <w:lang w:val="vi-VN"/>
-        </w:rPr>
-        <w:t xml:space="preserve">sau: </w:t>
+        <w:t xml:space="preserve">Công an phường Hàng Gòn báo cáo nội dung sự việc và đề xuất lãnh đạo Phòng PC04 - Công an tỉnh Đồng Nai như sau: </w:t>
       </w:r>
     </w:p>
     <w:p>
@@ -998,16 +849,37 @@
         <w:rPr>
           <w:sz w:val="28"/>
           <w:szCs w:val="28"/>
+        </w:rPr>
+      </w:pPr>
+      <w:r>
+        <w:rPr>
+          <w:sz w:val="28"/>
+          <w:szCs w:val="28"/>
           <w:lang w:val="vi-VN"/>
         </w:rPr>
-      </w:pPr>
+        <w:t xml:space="preserve">Vào ngày </w:t>
+      </w:r>
+      <w:r>
+        <w:rPr>
+          <w:sz w:val="28"/>
+          <w:szCs w:val="28"/>
+        </w:rPr>
+        <w:t>06</w:t>
+      </w:r>
       <w:r>
         <w:rPr>
           <w:sz w:val="28"/>
           <w:szCs w:val="28"/>
           <w:lang w:val="vi-VN"/>
         </w:rPr>
-        <w:t>Vào ngày 29</w:t>
+        <w:t>/</w:t>
+      </w:r>
+      <w:r>
+        <w:rPr>
+          <w:sz w:val="28"/>
+          <w:szCs w:val="28"/>
+        </w:rPr>
+        <w:t>7</w:t>
       </w:r>
       <w:r>
         <w:rPr>
@@ -1015,651 +887,123 @@
           <w:szCs w:val="28"/>
           <w:lang w:val="vi-VN"/>
         </w:rPr>
-        <w:t xml:space="preserve">/12/2025 </w:t>
-      </w:r>
-      <w:r>
-        <w:rPr>
-          <w:sz w:val="28"/>
-          <w:szCs w:val="28"/>
-          <w:lang w:val="vi-VN"/>
-        </w:rPr>
-        <w:t>Đinh Trùng Dương</w:t>
-      </w:r>
-      <w:r>
-        <w:rPr>
-          <w:sz w:val="28"/>
-          <w:szCs w:val="28"/>
-          <w:lang w:val="vi-VN"/>
-        </w:rPr>
-        <w:t xml:space="preserve"> </w:t>
-      </w:r>
-      <w:r>
-        <w:rPr>
-          <w:sz w:val="28"/>
-          <w:szCs w:val="28"/>
-          <w:lang w:val="vi-VN"/>
-        </w:rPr>
-        <w:t>tự nguyện đến Công an phường</w:t>
-      </w:r>
-      <w:r>
-        <w:rPr>
-          <w:sz w:val="28"/>
-          <w:szCs w:val="28"/>
-          <w:lang w:val="vi-VN"/>
-        </w:rPr>
-        <w:t xml:space="preserve"> khai báo bản thân có sử dụng ma túy và</w:t>
-      </w:r>
-      <w:r>
-        <w:rPr>
-          <w:sz w:val="28"/>
-          <w:szCs w:val="28"/>
-          <w:lang w:val="vi-VN"/>
-        </w:rPr>
-        <w:t xml:space="preserve"> xin hướng dẫn </w:t>
-      </w:r>
-      <w:r>
-        <w:rPr>
-          <w:sz w:val="28"/>
-          <w:szCs w:val="28"/>
-          <w:lang w:val="vi-VN"/>
-        </w:rPr>
-        <w:t xml:space="preserve">để </w:t>
-      </w:r>
-      <w:r>
-        <w:rPr>
-          <w:sz w:val="28"/>
-          <w:szCs w:val="28"/>
-          <w:lang w:val="vi-VN"/>
-        </w:rPr>
-        <w:t xml:space="preserve">cai nghiện ma túy, Công an phường đã hướng dẫn </w:t>
-      </w:r>
-      <w:r>
-        <w:rPr>
-          <w:sz w:val="28"/>
-          <w:szCs w:val="28"/>
-          <w:lang w:val="vi-VN"/>
-        </w:rPr>
-        <w:t>Dương</w:t>
-      </w:r>
-      <w:r>
-        <w:rPr>
-          <w:sz w:val="28"/>
-          <w:szCs w:val="28"/>
-          <w:lang w:val="vi-VN"/>
-        </w:rPr>
-        <w:t xml:space="preserve"> đến Trạm y tế Phường Hàng G</w:t>
-      </w:r>
-      <w:r>
-        <w:rPr>
-          <w:sz w:val="28"/>
-          <w:szCs w:val="28"/>
-          <w:lang w:val="vi-VN"/>
-        </w:rPr>
-        <w:t>òn</w:t>
-      </w:r>
-      <w:r>
-        <w:rPr>
-          <w:sz w:val="28"/>
-          <w:szCs w:val="28"/>
-          <w:lang w:val="vi-VN"/>
-        </w:rPr>
-        <w:t xml:space="preserve"> làm thủ tục xác định tình trạng nghiện ma túy của bản thân, đến n</w:t>
-      </w:r>
-      <w:r>
-        <w:rPr>
-          <w:sz w:val="28"/>
-          <w:szCs w:val="28"/>
-          <w:lang w:val="vi-VN"/>
-        </w:rPr>
-        <w:t xml:space="preserve">gày </w:t>
-      </w:r>
-      <w:r>
-        <w:rPr>
-          <w:sz w:val="28"/>
-          <w:szCs w:val="28"/>
-          <w:lang w:val="vi-VN"/>
-        </w:rPr>
-        <w:t>31</w:t>
-      </w:r>
-      <w:r>
-        <w:rPr>
-          <w:sz w:val="28"/>
-          <w:szCs w:val="28"/>
-          <w:lang w:val="vi-VN"/>
-        </w:rPr>
-        <w:t>/</w:t>
-      </w:r>
-      <w:r>
-        <w:rPr>
-          <w:sz w:val="28"/>
-          <w:szCs w:val="28"/>
-          <w:lang w:val="vi-VN"/>
-        </w:rPr>
-        <w:t>12</w:t>
-      </w:r>
-      <w:r>
-        <w:rPr>
-          <w:sz w:val="28"/>
-          <w:szCs w:val="28"/>
-          <w:lang w:val="vi-VN"/>
-        </w:rPr>
-        <w:t>/</w:t>
-      </w:r>
-      <w:r>
-        <w:rPr>
-          <w:sz w:val="28"/>
-          <w:szCs w:val="28"/>
-          <w:lang w:val="vi-VN"/>
-        </w:rPr>
-        <w:t xml:space="preserve">2025 </w:t>
-      </w:r>
-      <w:r>
-        <w:rPr>
-          <w:sz w:val="28"/>
-          <w:szCs w:val="28"/>
-          <w:lang w:val="vi-VN"/>
-        </w:rPr>
-        <w:t>Đinh Trùng Dương</w:t>
-      </w:r>
-      <w:r>
-        <w:rPr>
-          <w:sz w:val="28"/>
-          <w:szCs w:val="28"/>
-          <w:lang w:val="vi-VN"/>
-        </w:rPr>
-        <w:t xml:space="preserve"> được Trạm y tế phường </w:t>
-      </w:r>
-      <w:r>
-        <w:rPr>
-          <w:sz w:val="28"/>
-          <w:szCs w:val="28"/>
-          <w:lang w:val="vi-VN"/>
-        </w:rPr>
-        <w:t>Hàng Gòn</w:t>
-      </w:r>
-      <w:r>
-        <w:rPr>
-          <w:sz w:val="28"/>
-          <w:szCs w:val="28"/>
-          <w:lang w:val="vi-VN"/>
-        </w:rPr>
-        <w:t xml:space="preserve"> xác định có nghiện ma tuý</w:t>
-      </w:r>
-      <w:r>
-        <w:rPr>
-          <w:sz w:val="28"/>
-          <w:szCs w:val="28"/>
-          <w:lang w:val="vi-VN"/>
-        </w:rPr>
-        <w:t xml:space="preserve"> dạng đá (met</w:t>
-      </w:r>
-      <w:r>
-        <w:rPr>
-          <w:sz w:val="28"/>
-          <w:szCs w:val="28"/>
-          <w:lang w:val="vi-VN"/>
-        </w:rPr>
-        <w:t>)</w:t>
-      </w:r>
-      <w:r>
-        <w:rPr>
-          <w:sz w:val="28"/>
-          <w:szCs w:val="28"/>
-          <w:lang w:val="vi-VN"/>
-        </w:rPr>
-        <w:t xml:space="preserve">; </w:t>
-      </w:r>
-      <w:r>
-        <w:rPr>
-          <w:sz w:val="28"/>
-          <w:szCs w:val="28"/>
-          <w:lang w:val="vi-VN"/>
-        </w:rPr>
-        <w:t>Công an phường</w:t>
-      </w:r>
-      <w:r>
-        <w:rPr>
-          <w:sz w:val="28"/>
-          <w:szCs w:val="28"/>
-          <w:lang w:val="vi-VN"/>
-        </w:rPr>
-        <w:t xml:space="preserve"> thông báo </w:t>
-      </w:r>
-      <w:r>
-        <w:rPr>
-          <w:sz w:val="28"/>
-          <w:szCs w:val="28"/>
-          <w:lang w:val="vi-VN"/>
-        </w:rPr>
-        <w:t xml:space="preserve">về </w:t>
-      </w:r>
-      <w:r>
-        <w:rPr>
-          <w:sz w:val="28"/>
-          <w:szCs w:val="28"/>
-          <w:lang w:val="vi-VN"/>
-        </w:rPr>
-        <w:t xml:space="preserve">việc </w:t>
-      </w:r>
-      <w:r>
-        <w:rPr>
-          <w:sz w:val="28"/>
-          <w:szCs w:val="28"/>
-          <w:lang w:val="vi-VN"/>
-        </w:rPr>
-        <w:t xml:space="preserve">đăng ký cai nghiện và hướng dẫn các quy định của pháp luật có liên quan nhưng </w:t>
-      </w:r>
-      <w:r>
-        <w:rPr>
-          <w:sz w:val="28"/>
-          <w:szCs w:val="28"/>
-          <w:lang w:val="vi-VN"/>
-        </w:rPr>
-        <w:t>Đinh Trùng Dương</w:t>
-      </w:r>
-      <w:r>
-        <w:rPr>
-          <w:spacing w:val="-2"/>
-          <w:sz w:val="28"/>
-          <w:szCs w:val="28"/>
-          <w:lang w:val="vi-VN"/>
-        </w:rPr>
-        <w:t xml:space="preserve"> </w:t>
-      </w:r>
-      <w:r>
-        <w:rPr>
-          <w:spacing w:val="-2"/>
-          <w:sz w:val="28"/>
-          <w:szCs w:val="28"/>
-          <w:lang w:val="vi-VN"/>
-        </w:rPr>
-        <w:t xml:space="preserve">không đồng ý cai nghiện tự nguyện và xin đi cai nghiện </w:t>
-      </w:r>
-      <w:r>
-        <w:rPr>
-          <w:spacing w:val="-2"/>
-          <w:sz w:val="28"/>
-          <w:szCs w:val="28"/>
-          <w:lang w:val="vi-VN"/>
-        </w:rPr>
-        <w:t>tại cơ sở cai nghiện. Q</w:t>
-      </w:r>
-      <w:r>
-        <w:rPr>
-          <w:spacing w:val="-2"/>
-          <w:sz w:val="28"/>
-          <w:szCs w:val="28"/>
-          <w:lang w:val="vi-VN"/>
-        </w:rPr>
-        <w:t xml:space="preserve">ua thu thập các thông tin, tài liệu và tra cứu tiền án, tiền sự xác định </w:t>
-      </w:r>
-      <w:r>
-        <w:rPr>
-          <w:sz w:val="28"/>
-          <w:szCs w:val="28"/>
-          <w:lang w:val="vi-VN"/>
-        </w:rPr>
-        <w:t>Đinh Trùng Dương</w:t>
-      </w:r>
-      <w:r>
-        <w:rPr>
-          <w:spacing w:val="-2"/>
-          <w:sz w:val="28"/>
-          <w:szCs w:val="28"/>
-          <w:lang w:val="vi-VN"/>
-        </w:rPr>
-        <w:t xml:space="preserve"> không thuộc các trường hợp phạm tội theo điều 256a BLHS. </w:t>
-      </w:r>
-      <w:r>
-        <w:rPr>
-          <w:spacing w:val="-2"/>
-          <w:sz w:val="28"/>
-          <w:szCs w:val="28"/>
-          <w:lang w:val="vi-VN"/>
-        </w:rPr>
-        <w:t xml:space="preserve">Ngoài ra </w:t>
-      </w:r>
-      <w:r>
-        <w:rPr>
-          <w:sz w:val="28"/>
-          <w:szCs w:val="28"/>
-          <w:lang w:val="vi-VN"/>
-        </w:rPr>
-        <w:t xml:space="preserve">Công an phường </w:t>
-      </w:r>
-      <w:r>
-        <w:rPr>
-          <w:sz w:val="28"/>
-          <w:szCs w:val="28"/>
-          <w:lang w:val="vi-VN"/>
-        </w:rPr>
-        <w:t xml:space="preserve">còn </w:t>
-      </w:r>
-      <w:r>
-        <w:rPr>
-          <w:sz w:val="28"/>
-          <w:szCs w:val="28"/>
-          <w:lang w:val="vi-VN"/>
-        </w:rPr>
-        <w:t xml:space="preserve">nhận được đơn đề nghị của </w:t>
-      </w:r>
-      <w:r>
-        <w:rPr>
-          <w:sz w:val="28"/>
-          <w:szCs w:val="28"/>
-          <w:lang w:val="vi-VN"/>
-        </w:rPr>
-        <w:t>mẹ</w:t>
-      </w:r>
-      <w:r>
-        <w:rPr>
-          <w:sz w:val="28"/>
-          <w:szCs w:val="28"/>
-          <w:lang w:val="vi-VN"/>
-        </w:rPr>
-        <w:t xml:space="preserve"> anh </w:t>
-      </w:r>
-      <w:r>
-        <w:rPr>
-          <w:sz w:val="28"/>
-          <w:szCs w:val="28"/>
-          <w:lang w:val="vi-VN"/>
-        </w:rPr>
-        <w:t>Dương</w:t>
-      </w:r>
-      <w:r>
-        <w:rPr>
-          <w:sz w:val="28"/>
-          <w:szCs w:val="28"/>
-          <w:lang w:val="vi-VN"/>
-        </w:rPr>
-        <w:t xml:space="preserve"> là </w:t>
-      </w:r>
-      <w:r>
-        <w:rPr>
-          <w:sz w:val="28"/>
-          <w:szCs w:val="28"/>
-          <w:lang w:val="vi-VN"/>
-        </w:rPr>
-        <w:t xml:space="preserve">bà </w:t>
-      </w:r>
-      <w:r>
-        <w:rPr>
-          <w:sz w:val="28"/>
-          <w:szCs w:val="28"/>
-          <w:lang w:val="vi-VN"/>
-        </w:rPr>
-        <w:t>Lê Thị Hạnh</w:t>
-      </w:r>
-      <w:r>
-        <w:rPr>
-          <w:sz w:val="28"/>
-          <w:szCs w:val="28"/>
-          <w:lang w:val="vi-VN"/>
-        </w:rPr>
-        <w:t xml:space="preserve">, sinh năm: </w:t>
-      </w:r>
-      <w:r>
-        <w:rPr>
-          <w:sz w:val="28"/>
-          <w:szCs w:val="28"/>
-          <w:lang w:val="vi-VN"/>
-        </w:rPr>
-        <w:t>1956</w:t>
-      </w:r>
-      <w:r>
-        <w:rPr>
-          <w:sz w:val="28"/>
-          <w:szCs w:val="28"/>
-          <w:lang w:val="vi-VN"/>
-        </w:rPr>
-        <w:t xml:space="preserve">, cư trú tại: </w:t>
-      </w:r>
-      <w:r>
-        <w:rPr>
-          <w:color w:val="000000"/>
-          <w:sz w:val="28"/>
-          <w:szCs w:val="28"/>
-          <w:lang w:val="vi-VN"/>
-        </w:rPr>
-        <w:t>K</w:t>
-      </w:r>
-      <w:r>
-        <w:rPr>
-          <w:color w:val="000000"/>
-          <w:sz w:val="28"/>
-          <w:szCs w:val="28"/>
-          <w:lang w:val="vi-VN"/>
-        </w:rPr>
-        <w:t xml:space="preserve">hu phố </w:t>
-      </w:r>
-      <w:r>
-        <w:rPr>
-          <w:color w:val="000000"/>
-          <w:sz w:val="28"/>
-          <w:szCs w:val="28"/>
-          <w:lang w:val="vi-VN"/>
-        </w:rPr>
-        <w:t>Hàng Gòn</w:t>
-      </w:r>
-      <w:r>
-        <w:rPr>
-          <w:color w:val="000000"/>
-          <w:sz w:val="28"/>
-          <w:szCs w:val="28"/>
-          <w:lang w:val="vi-VN"/>
-        </w:rPr>
-        <w:t xml:space="preserve">, phường </w:t>
-      </w:r>
-      <w:r>
-        <w:rPr>
-          <w:color w:val="000000"/>
-          <w:sz w:val="28"/>
-          <w:szCs w:val="28"/>
-          <w:lang w:val="vi-VN"/>
-        </w:rPr>
-        <w:t>Hàng Gòn</w:t>
-      </w:r>
-      <w:r>
-        <w:rPr>
-          <w:color w:val="000000"/>
-          <w:sz w:val="28"/>
-          <w:szCs w:val="28"/>
-          <w:lang w:val="vi-VN"/>
-        </w:rPr>
-        <w:t>, tỉnh Đồng Nai</w:t>
-      </w:r>
-      <w:r>
-        <w:rPr>
-          <w:color w:val="000000"/>
-          <w:sz w:val="28"/>
-          <w:szCs w:val="28"/>
-          <w:lang w:val="vi-VN"/>
-        </w:rPr>
-        <w:t xml:space="preserve"> </w:t>
-      </w:r>
-      <w:r>
-        <w:rPr>
-          <w:color w:val="000000"/>
-          <w:sz w:val="28"/>
-          <w:szCs w:val="28"/>
-          <w:lang w:val="vi-VN"/>
-        </w:rPr>
-        <w:t xml:space="preserve">đề nghị </w:t>
-      </w:r>
-      <w:r>
-        <w:rPr>
-          <w:sz w:val="28"/>
-          <w:szCs w:val="28"/>
-          <w:lang w:val="vi-VN"/>
-        </w:rPr>
-        <w:t xml:space="preserve">đưa </w:t>
-      </w:r>
-      <w:r>
-        <w:rPr>
-          <w:sz w:val="28"/>
-          <w:szCs w:val="28"/>
-          <w:lang w:val="vi-VN"/>
-        </w:rPr>
-        <w:t>c</w:t>
-      </w:r>
-      <w:r>
-        <w:rPr>
-          <w:sz w:val="28"/>
-          <w:szCs w:val="28"/>
-          <w:lang w:val="vi-VN"/>
-        </w:rPr>
-        <w:t>on</w:t>
-      </w:r>
-      <w:r>
-        <w:rPr>
-          <w:sz w:val="28"/>
-          <w:szCs w:val="28"/>
-          <w:lang w:val="vi-VN"/>
-        </w:rPr>
-        <w:t xml:space="preserve"> là </w:t>
-      </w:r>
-      <w:r>
-        <w:rPr>
-          <w:sz w:val="28"/>
-          <w:szCs w:val="28"/>
-          <w:lang w:val="vi-VN"/>
-        </w:rPr>
-        <w:t>Đinh Trùng Dương</w:t>
-      </w:r>
-      <w:r>
-        <w:rPr>
-          <w:sz w:val="28"/>
-          <w:szCs w:val="28"/>
-          <w:lang w:val="vi-VN"/>
-        </w:rPr>
-        <w:t xml:space="preserve"> </w:t>
-      </w:r>
-      <w:r>
-        <w:rPr>
-          <w:sz w:val="28"/>
-          <w:szCs w:val="28"/>
-          <w:lang w:val="vi-VN"/>
-        </w:rPr>
-        <w:t xml:space="preserve">vào cơ sở cai nghiện bắt buộc với lý do </w:t>
-      </w:r>
-      <w:r>
-        <w:rPr>
-          <w:sz w:val="28"/>
-          <w:szCs w:val="28"/>
-          <w:lang w:val="vi-VN"/>
-        </w:rPr>
-        <w:t>Dương</w:t>
-      </w:r>
-      <w:r>
-        <w:rPr>
-          <w:sz w:val="28"/>
-          <w:szCs w:val="28"/>
-          <w:lang w:val="vi-VN"/>
-        </w:rPr>
-        <w:t xml:space="preserve"> là người nghiện ma túy, </w:t>
-      </w:r>
-      <w:r>
-        <w:rPr>
-          <w:sz w:val="28"/>
-          <w:szCs w:val="28"/>
-          <w:lang w:val="vi-VN"/>
-        </w:rPr>
-        <w:t xml:space="preserve">thời gian gần đây </w:t>
-      </w:r>
-      <w:r>
-        <w:rPr>
-          <w:sz w:val="28"/>
-          <w:szCs w:val="28"/>
-          <w:lang w:val="vi-VN"/>
-        </w:rPr>
-        <w:t>Dương</w:t>
-      </w:r>
-      <w:r>
-        <w:rPr>
-          <w:bCs/>
-          <w:color w:val="000000"/>
-          <w:sz w:val="28"/>
-          <w:szCs w:val="28"/>
-          <w:lang w:val="vi-VN"/>
-        </w:rPr>
-        <w:t xml:space="preserve"> sử dụng ma túy nhiều,</w:t>
-      </w:r>
-      <w:r>
-        <w:rPr>
-          <w:b/>
-          <w:bCs/>
-          <w:color w:val="000000"/>
-          <w:sz w:val="28"/>
-          <w:szCs w:val="28"/>
-          <w:lang w:val="vi-VN"/>
-        </w:rPr>
-        <w:t xml:space="preserve"> </w:t>
-      </w:r>
-      <w:r>
-        <w:rPr>
-          <w:bCs/>
-          <w:color w:val="000000"/>
-          <w:sz w:val="28"/>
-          <w:szCs w:val="28"/>
-          <w:lang w:val="vi-VN"/>
-        </w:rPr>
-        <w:lastRenderedPageBreak/>
-        <w:t xml:space="preserve">cả đêm không ngủ, lảm nhảm nói và làm những hành động khó hiểu, </w:t>
-      </w:r>
-      <w:r>
-        <w:rPr>
-          <w:bCs/>
-          <w:color w:val="000000"/>
-          <w:sz w:val="28"/>
-          <w:szCs w:val="28"/>
-          <w:lang w:val="vi-VN"/>
-        </w:rPr>
-        <w:t>hiện</w:t>
-      </w:r>
-      <w:r>
-        <w:rPr>
-          <w:bCs/>
-          <w:color w:val="000000"/>
-          <w:sz w:val="28"/>
-          <w:szCs w:val="28"/>
-          <w:lang w:val="vi-VN"/>
-        </w:rPr>
-        <w:t xml:space="preserve"> gia đình không còn giáo dục, quản lý được</w:t>
-      </w:r>
-      <w:r>
-        <w:rPr>
-          <w:sz w:val="28"/>
-          <w:szCs w:val="28"/>
-          <w:lang w:val="vi-VN"/>
-        </w:rPr>
-        <w:t xml:space="preserve">. </w:t>
-      </w:r>
-      <w:r>
-        <w:rPr>
-          <w:spacing w:val="-2"/>
-          <w:sz w:val="28"/>
-          <w:szCs w:val="28"/>
-          <w:lang w:val="vi-VN"/>
-        </w:rPr>
-        <w:t xml:space="preserve">Vì lẽ đó Công an  phường Hàng Gòn lập hồ sơ đề nghị xem xét đưa vào cơ sở cai nghiện bắt buộc đối với </w:t>
+        <w:t>/202</w:t>
+      </w:r>
+      <w:r>
+        <w:rPr>
+          <w:sz w:val="28"/>
+          <w:szCs w:val="28"/>
+        </w:rPr>
+        <w:t xml:space="preserve">6, Công an phường Hàng Gòn tiếp nhận đối tượng từ Phòng Cảnh sát Giao thông, Công an thành phố Đồng Nai, đối tượng Nguyễn Thanh Tú, sinh ngày </w:t>
       </w:r>
       <w:r>
         <w:rPr>
           <w:color w:val="000000"/>
           <w:spacing w:val="-2"/>
-          <w:sz w:val="26"/>
-          <w:highlight w:val="yellow"/>
-        </w:rPr>
-        <w:t>{HOTEN}</w:t>
-      </w:r>
-      <w:r>
-        <w:rPr>
           <w:sz w:val="28"/>
           <w:szCs w:val="28"/>
           <w:lang w:val="vi-VN"/>
         </w:rPr>
-        <w:t>.</w:t>
+        <w:t>28</w:t>
+      </w:r>
+      <w:r>
+        <w:rPr>
+          <w:color w:val="000000"/>
+          <w:spacing w:val="-2"/>
+          <w:sz w:val="28"/>
+          <w:szCs w:val="28"/>
+        </w:rPr>
+        <w:t>/</w:t>
+      </w:r>
+      <w:r>
+        <w:rPr>
+          <w:color w:val="000000"/>
+          <w:spacing w:val="-2"/>
+          <w:sz w:val="28"/>
+          <w:szCs w:val="28"/>
+          <w:lang w:val="vi-VN"/>
+        </w:rPr>
+        <w:t>05</w:t>
+      </w:r>
+      <w:r>
+        <w:rPr>
+          <w:color w:val="000000"/>
+          <w:spacing w:val="-2"/>
+          <w:sz w:val="28"/>
+          <w:szCs w:val="28"/>
+        </w:rPr>
+        <w:t>/</w:t>
+      </w:r>
+      <w:r>
+        <w:rPr>
+          <w:color w:val="000000"/>
+          <w:spacing w:val="-2"/>
+          <w:sz w:val="28"/>
+          <w:szCs w:val="28"/>
+          <w:lang w:val="vi-VN"/>
+        </w:rPr>
+        <w:t>1988</w:t>
+      </w:r>
+      <w:r>
+        <w:rPr>
+          <w:color w:val="000000"/>
+          <w:spacing w:val="-2"/>
+          <w:sz w:val="28"/>
+          <w:szCs w:val="28"/>
+        </w:rPr>
+        <w:t xml:space="preserve">, thường trú tại khu phố Hàng Gòn, phường Hàng Gòn, Đồng Nai </w:t>
+      </w:r>
+      <w:r>
+        <w:rPr>
+          <w:sz w:val="28"/>
+          <w:szCs w:val="28"/>
+        </w:rPr>
+        <w:t xml:space="preserve">nghi vấn sử dụng trái phép chất ma túy. Qua test nhanh, Tú có kết quả dương tính với ma túy tổng hợp dạng đá </w:t>
+      </w:r>
+      <w:r>
+        <w:rPr>
+          <w:sz w:val="28"/>
+          <w:szCs w:val="28"/>
+          <w:lang w:val="vi-VN"/>
+        </w:rPr>
+        <w:t>(</w:t>
+      </w:r>
+      <w:r>
+        <w:rPr>
+          <w:sz w:val="28"/>
+          <w:szCs w:val="28"/>
+        </w:rPr>
+        <w:t>Methamphetamine</w:t>
+      </w:r>
+      <w:r>
+        <w:rPr>
+          <w:sz w:val="28"/>
+          <w:szCs w:val="28"/>
+          <w:lang w:val="vi-VN"/>
+        </w:rPr>
+        <w:t>)</w:t>
+      </w:r>
+      <w:r>
+        <w:rPr>
+          <w:sz w:val="28"/>
+          <w:szCs w:val="28"/>
+        </w:rPr>
+        <w:t>. Qua làm việc Tú khai nhận ngày 04/7/2026 có hành vi sử dụng trái phép chất ma túy, loại ma túy đá tại nhà trọ của mình ở khu phố Xuân Tân, phường Hàng Gòn.</w:t>
+      </w:r>
+      <w:r>
+        <w:rPr>
+          <w:sz w:val="28"/>
+          <w:szCs w:val="28"/>
+          <w:lang w:val="vi-VN"/>
+        </w:rPr>
+        <w:t xml:space="preserve"> </w:t>
+      </w:r>
+      <w:r>
+        <w:rPr>
+          <w:sz w:val="28"/>
+          <w:szCs w:val="28"/>
+        </w:rPr>
+        <w:t xml:space="preserve">Tú khai nhận bắt đầu sử dụng ma túy từ năm 2012. </w:t>
       </w:r>
     </w:p>
     <w:p>
@@ -1668,19 +1012,73 @@
         <w:ind w:firstLine="28.35pt"/>
         <w:jc w:val="both"/>
         <w:rPr>
+          <w:sz w:val="28"/>
+          <w:szCs w:val="28"/>
+        </w:rPr>
+      </w:pPr>
+      <w:r>
+        <w:rPr>
+          <w:sz w:val="28"/>
+          <w:szCs w:val="28"/>
+        </w:rPr>
+        <w:t xml:space="preserve">Nhận thấy đối tượng Tú có biểu hiện nghiện ma túy, Công </w:t>
+      </w:r>
+      <w:proofErr w:type="gramStart"/>
+      <w:r>
+        <w:rPr>
+          <w:sz w:val="28"/>
+          <w:szCs w:val="28"/>
+        </w:rPr>
+        <w:t>an</w:t>
+      </w:r>
+      <w:proofErr w:type="gramEnd"/>
+      <w:r>
+        <w:rPr>
+          <w:sz w:val="28"/>
+          <w:szCs w:val="28"/>
+        </w:rPr>
+        <w:t xml:space="preserve"> phường đã đề nghị trạm y tế phường tiến hành xác định tình trạng nghiện,</w:t>
+      </w:r>
+      <w:r>
+        <w:rPr>
+          <w:sz w:val="28"/>
+          <w:szCs w:val="28"/>
+          <w:lang w:val="vi-VN"/>
+        </w:rPr>
+        <w:t xml:space="preserve"> </w:t>
+      </w:r>
+      <w:r>
+        <w:rPr>
+          <w:color w:val="000000"/>
           <w:spacing w:val="-2"/>
           <w:sz w:val="28"/>
           <w:szCs w:val="28"/>
+        </w:rPr>
+        <w:t>Nguyễn Thanh Tú</w:t>
+      </w:r>
+      <w:r>
+        <w:rPr>
+          <w:sz w:val="28"/>
+          <w:szCs w:val="28"/>
           <w:lang w:val="vi-VN"/>
         </w:rPr>
-      </w:pPr>
+        <w:t xml:space="preserve"> được Trạm y tế phường Hàng Gòn xác định có nghiện ma tuý dạng đá </w:t>
+      </w:r>
       <w:r>
         <w:rPr>
           <w:sz w:val="28"/>
           <w:szCs w:val="28"/>
           <w:lang w:val="vi-VN"/>
         </w:rPr>
-        <w:t xml:space="preserve">Công an </w:t>
+        <w:lastRenderedPageBreak/>
+        <w:t>(</w:t>
+      </w:r>
+      <w:r>
+        <w:rPr>
+          <w:sz w:val="28"/>
+          <w:szCs w:val="28"/>
+        </w:rPr>
+        <w:t>Methamphetamine</w:t>
       </w:r>
       <w:r>
         <w:rPr>
@@ -1688,7 +1086,14 @@
           <w:szCs w:val="28"/>
           <w:lang w:val="vi-VN"/>
         </w:rPr>
-        <w:t xml:space="preserve">phường </w:t>
+        <w:t>)</w:t>
+      </w:r>
+      <w:r>
+        <w:rPr>
+          <w:sz w:val="28"/>
+          <w:szCs w:val="28"/>
+        </w:rPr>
+        <w:t xml:space="preserve">. </w:t>
       </w:r>
       <w:r>
         <w:rPr>
@@ -1696,23 +1101,69 @@
           <w:szCs w:val="28"/>
           <w:lang w:val="vi-VN"/>
         </w:rPr>
-        <w:t>Hàng Gòn</w:t>
-      </w:r>
-      <w:r>
-        <w:rPr>
+        <w:t xml:space="preserve">Công an phường </w:t>
+      </w:r>
+      <w:r>
+        <w:rPr>
+          <w:sz w:val="28"/>
+          <w:szCs w:val="28"/>
+        </w:rPr>
+        <w:t xml:space="preserve">tiến hành xác minh nơi ở hiện tại của Tú xác định, Nguyễn Thanh Tú có nơi thường trú tại khu phố Hàng Gòn, phường Hàng Gòn, Đồng Nai, tuy nhiên đã từ lâu không còn sinh sống tại địa phương, hiện tại </w:t>
+      </w:r>
+      <w:r>
+        <w:rPr>
+          <w:sz w:val="28"/>
+          <w:szCs w:val="28"/>
+        </w:rPr>
+        <w:t>Tú không có nơi ở nhất định, thường ở tại các nhà trọ xung quanh khu vực Long Khánh,</w:t>
+      </w:r>
+      <w:r>
+        <w:rPr>
+          <w:sz w:val="28"/>
+          <w:szCs w:val="28"/>
+        </w:rPr>
+        <w:t xml:space="preserve"> Tú </w:t>
+      </w:r>
+      <w:r>
+        <w:rPr>
+          <w:sz w:val="28"/>
+          <w:szCs w:val="28"/>
+        </w:rPr>
+        <w:t xml:space="preserve">cũng </w:t>
+      </w:r>
+      <w:r>
+        <w:rPr>
+          <w:sz w:val="28"/>
+          <w:szCs w:val="28"/>
+        </w:rPr>
+        <w:t>chưa đăng ký tạm trú cũng như khai báo nơi ở hiện tại với Công an địa phương</w:t>
+      </w:r>
+      <w:r>
+        <w:rPr>
+          <w:spacing w:val="-2"/>
           <w:sz w:val="28"/>
           <w:szCs w:val="28"/>
           <w:lang w:val="vi-VN"/>
         </w:rPr>
-        <w:t xml:space="preserve"> đã ban hành Quyết định số </w:t>
-      </w:r>
-      <w:r>
-        <w:rPr>
+        <w:t xml:space="preserve">. Qua thu thập các thông tin, tài liệu và tra cứu tiền án, tiền sự xác định </w:t>
+      </w:r>
+      <w:r>
+        <w:rPr>
+          <w:color w:val="000000"/>
+          <w:spacing w:val="-2"/>
+          <w:sz w:val="28"/>
+          <w:szCs w:val="28"/>
+        </w:rPr>
+        <w:t>Nguyễn Thanh Tú</w:t>
+      </w:r>
+      <w:r>
+        <w:rPr>
+          <w:spacing w:val="-2"/>
           <w:sz w:val="28"/>
           <w:szCs w:val="28"/>
           <w:lang w:val="vi-VN"/>
         </w:rPr>
-        <w:t xml:space="preserve">    </w:t>
+        <w:t xml:space="preserve"> không thuộc các trường hợp phạm tội theo điều 256a BLHS</w:t>
       </w:r>
       <w:r>
         <w:rPr>
@@ -1720,23 +1171,68 @@
           <w:szCs w:val="28"/>
           <w:lang w:val="vi-VN"/>
         </w:rPr>
-        <w:t xml:space="preserve"> </w:t>
-      </w:r>
-      <w:r>
+        <w:t xml:space="preserve">. </w:t>
+      </w:r>
+      <w:r>
+        <w:rPr>
+          <w:sz w:val="28"/>
+          <w:szCs w:val="28"/>
+        </w:rPr>
+        <w:t xml:space="preserve">Công </w:t>
+      </w:r>
+      <w:proofErr w:type="gramStart"/>
+      <w:r>
+        <w:rPr>
+          <w:sz w:val="28"/>
+          <w:szCs w:val="28"/>
+        </w:rPr>
+        <w:t>an</w:t>
+      </w:r>
+      <w:proofErr w:type="gramEnd"/>
+      <w:r>
+        <w:rPr>
+          <w:sz w:val="28"/>
+          <w:szCs w:val="28"/>
+        </w:rPr>
+        <w:t xml:space="preserve"> phường đã hướng dẫn Tú </w:t>
+      </w:r>
+      <w:r>
+        <w:rPr>
+          <w:color w:val="000000" w:themeColor="text1"/>
+          <w:sz w:val="28"/>
+          <w:szCs w:val="28"/>
+        </w:rPr>
+        <w:t>đăng ký cai nghiện ma túy tự nguyện tại gia đình, cộng đồng tuy nhiên Tú không đồng ý vì cho cho rằng nếu còn ở ngoài xã hội sẽ không thể từ bỏ ma túy.</w:t>
+      </w:r>
+    </w:p>
+    <w:p>
+      <w:pPr>
+        <w:spacing w:before="3pt" w:after="3pt"/>
+        <w:ind w:firstLine="28.35pt"/>
+        <w:jc w:val="both"/>
         <w:rPr>
           <w:sz w:val="28"/>
           <w:szCs w:val="28"/>
           <w:lang w:val="vi-VN"/>
         </w:rPr>
-        <w:t>/QĐ-CA</w:t>
-      </w:r>
-      <w:r>
-        <w:rPr>
+      </w:pPr>
+      <w:r>
+        <w:rPr>
+          <w:spacing w:val="-2"/>
           <w:sz w:val="28"/>
           <w:szCs w:val="28"/>
           <w:lang w:val="vi-VN"/>
         </w:rPr>
-        <w:t>P</w:t>
+        <w:t xml:space="preserve">Vì lẽ đó Công an phường Hàng Gòn lập hồ sơ đề nghị xem xét đưa vào cơ sở cai nghiện bắt buộc đối với </w:t>
+      </w:r>
+      <w:r>
+        <w:rPr>
+          <w:color w:val="000000"/>
+          <w:spacing w:val="-2"/>
+          <w:sz w:val="28"/>
+          <w:szCs w:val="28"/>
+        </w:rPr>
+        <w:t>Nguyễn Thanh Tú</w:t>
       </w:r>
       <w:r>
         <w:rPr>
@@ -1744,15 +1240,64 @@
           <w:szCs w:val="28"/>
           <w:lang w:val="vi-VN"/>
         </w:rPr>
-        <w:t xml:space="preserve"> ngày 31</w:t>
-      </w:r>
-      <w:r>
-        <w:rPr>
+        <w:t>.</w:t>
+      </w:r>
+    </w:p>
+    <w:p>
+      <w:pPr>
+        <w:spacing w:before="3pt" w:after="3pt"/>
+        <w:ind w:firstLine="28.35pt"/>
+        <w:jc w:val="both"/>
+        <w:rPr>
+          <w:spacing w:val="-2"/>
           <w:sz w:val="28"/>
           <w:szCs w:val="28"/>
           <w:lang w:val="vi-VN"/>
         </w:rPr>
-        <w:t>/12/2025</w:t>
+      </w:pPr>
+      <w:r>
+        <w:rPr>
+          <w:sz w:val="28"/>
+          <w:szCs w:val="28"/>
+          <w:lang w:val="vi-VN"/>
+        </w:rPr>
+        <w:t xml:space="preserve">Công an phường Hàng Gòn đã ban hành Quyết định số </w:t>
+      </w:r>
+      <w:r>
+        <w:rPr>
+          <w:sz w:val="28"/>
+          <w:szCs w:val="28"/>
+        </w:rPr>
+        <w:t>58</w:t>
+      </w:r>
+      <w:r>
+        <w:rPr>
+          <w:sz w:val="28"/>
+          <w:szCs w:val="28"/>
+          <w:lang w:val="vi-VN"/>
+        </w:rPr>
+        <w:t xml:space="preserve">/QĐ-CAP ngày </w:t>
+      </w:r>
+      <w:r>
+        <w:rPr>
+          <w:sz w:val="28"/>
+          <w:szCs w:val="28"/>
+        </w:rPr>
+        <w:t>06/07</w:t>
+      </w:r>
+      <w:r>
+        <w:rPr>
+          <w:sz w:val="28"/>
+          <w:szCs w:val="28"/>
+        </w:rPr>
+        <w:t>/</w:t>
+      </w:r>
+      <w:r>
+        <w:rPr>
+          <w:sz w:val="28"/>
+          <w:szCs w:val="28"/>
+        </w:rPr>
+        <w:t>2026</w:t>
       </w:r>
       <w:r>
         <w:rPr>
@@ -2118,12 +1663,12 @@
     </w:p>
     <w:tbl>
       <w:tblPr>
-        <w:tblW w:w="0pt" w:type="auto"/>
+        <w:tblW w:w="0pt" w:type="dxa"/>
         <w:tblLook w:firstRow="1" w:lastRow="0" w:firstColumn="1" w:lastColumn="0" w:noHBand="0" w:noVBand="1"/>
       </w:tblPr>
       <w:tblGrid>
-        <w:gridCol w:w="4387"/>
-        <w:gridCol w:w="4685"/>
+        <w:gridCol w:w="4386"/>
+        <w:gridCol w:w="4686"/>
       </w:tblGrid>
       <w:tr>
         <w:tc>
@@ -2209,7 +1754,7 @@
           <w:p>
             <w:pPr>
               <w:spacing w:before="0pt" w:after="0pt" w:line="12pt" w:lineRule="auto"/>
-              <w:ind w:start="-5.65pt" w:firstLine="36pt"/>
+              <w:ind w:start="-4.35pt" w:firstLine="36pt"/>
               <w:jc w:val="center"/>
               <w:rPr>
                 <w:b/>
@@ -2246,7 +1791,7 @@
           <w:p>
             <w:pPr>
               <w:spacing w:before="0pt" w:after="0pt" w:line="12pt" w:lineRule="auto"/>
-              <w:ind w:start="-5.65pt" w:firstLine="36pt"/>
+              <w:ind w:start="-4.35pt" w:firstLine="36pt"/>
               <w:jc w:val="center"/>
               <w:rPr>
                 <w:b/>
@@ -2268,7 +1813,7 @@
           <w:p>
             <w:pPr>
               <w:spacing w:before="0pt" w:after="0pt" w:line="12pt" w:lineRule="auto"/>
-              <w:ind w:start="-5.65pt" w:firstLine="36pt"/>
+              <w:ind w:start="-4.35pt" w:firstLine="36pt"/>
               <w:jc w:val="center"/>
               <w:rPr>
                 <w:b/>
@@ -2280,7 +1825,7 @@
           <w:p>
             <w:pPr>
               <w:spacing w:before="0pt" w:after="0pt" w:line="12pt" w:lineRule="auto"/>
-              <w:ind w:start="-5.65pt" w:firstLine="36pt"/>
+              <w:ind w:start="-4.35pt" w:firstLine="36pt"/>
               <w:jc w:val="center"/>
               <w:rPr>
                 <w:b/>
@@ -2292,7 +1837,7 @@
           <w:p>
             <w:pPr>
               <w:spacing w:before="0pt" w:after="0pt" w:line="12pt" w:lineRule="auto"/>
-              <w:ind w:start="-5.65pt" w:firstLine="36pt"/>
+              <w:ind w:start="-4.35pt" w:firstLine="36pt"/>
               <w:jc w:val="center"/>
               <w:rPr>
                 <w:b/>
@@ -2304,7 +1849,7 @@
           <w:p>
             <w:pPr>
               <w:spacing w:before="0pt" w:after="0pt" w:line="12pt" w:lineRule="auto"/>
-              <w:ind w:start="-5.65pt" w:firstLine="36pt"/>
+              <w:ind w:start="-4.35pt" w:firstLine="36pt"/>
               <w:jc w:val="center"/>
               <w:rPr>
                 <w:b/>
@@ -2316,7 +1861,7 @@
           <w:p>
             <w:pPr>
               <w:spacing w:before="0pt" w:after="0pt" w:line="12pt" w:lineRule="auto"/>
-              <w:ind w:start="-5.65pt" w:firstLine="36pt"/>
+              <w:ind w:start="-4.35pt" w:firstLine="36pt"/>
               <w:jc w:val="center"/>
               <w:rPr>
                 <w:b/>
@@ -2328,7 +1873,7 @@
           <w:p>
             <w:pPr>
               <w:spacing w:before="0pt" w:after="0pt" w:line="12pt" w:lineRule="auto"/>
-              <w:ind w:start="-5.65pt" w:firstLine="36pt"/>
+              <w:ind w:start="-4.35pt" w:firstLine="36pt"/>
               <w:jc w:val="center"/>
               <w:rPr>
                 <w:b/>
@@ -6422,6 +5967,50 @@
     <w:lsdException w:name="Subtitle" w:qFormat="1"/>
     <w:lsdException w:name="Strong" w:qFormat="1"/>
     <w:lsdException w:name="Emphasis" w:qFormat="1"/>
+    <w:lsdException w:name="Normal Table" w:semiHidden="1" w:unhideWhenUsed="1"/>
+    <w:lsdException w:name="Table Simple 1" w:semiHidden="1" w:unhideWhenUsed="1"/>
+    <w:lsdException w:name="Table Simple 2" w:semiHidden="1" w:unhideWhenUsed="1"/>
+    <w:lsdException w:name="Table Simple 3" w:semiHidden="1" w:unhideWhenUsed="1"/>
+    <w:lsdException w:name="Table Classic 1" w:semiHidden="1" w:unhideWhenUsed="1"/>
+    <w:lsdException w:name="Table Classic 2" w:semiHidden="1" w:unhideWhenUsed="1"/>
+    <w:lsdException w:name="Table Classic 3" w:semiHidden="1" w:unhideWhenUsed="1"/>
+    <w:lsdException w:name="Table Classic 4" w:semiHidden="1" w:unhideWhenUsed="1"/>
+    <w:lsdException w:name="Table Colorful 1" w:semiHidden="1" w:unhideWhenUsed="1"/>
+    <w:lsdException w:name="Table Colorful 2" w:semiHidden="1" w:unhideWhenUsed="1"/>
+    <w:lsdException w:name="Table Colorful 3" w:semiHidden="1" w:unhideWhenUsed="1"/>
+    <w:lsdException w:name="Table Columns 1" w:semiHidden="1" w:unhideWhenUsed="1"/>
+    <w:lsdException w:name="Table Columns 2" w:semiHidden="1" w:unhideWhenUsed="1"/>
+    <w:lsdException w:name="Table Columns 3" w:semiHidden="1" w:unhideWhenUsed="1"/>
+    <w:lsdException w:name="Table Columns 4" w:semiHidden="1" w:unhideWhenUsed="1"/>
+    <w:lsdException w:name="Table Columns 5" w:semiHidden="1" w:unhideWhenUsed="1"/>
+    <w:lsdException w:name="Table Grid 1" w:semiHidden="1" w:unhideWhenUsed="1"/>
+    <w:lsdException w:name="Table Grid 2" w:semiHidden="1" w:unhideWhenUsed="1"/>
+    <w:lsdException w:name="Table Grid 3" w:semiHidden="1" w:unhideWhenUsed="1"/>
+    <w:lsdException w:name="Table Grid 4" w:semiHidden="1" w:unhideWhenUsed="1"/>
+    <w:lsdException w:name="Table Grid 5" w:semiHidden="1" w:unhideWhenUsed="1"/>
+    <w:lsdException w:name="Table Grid 6" w:semiHidden="1" w:unhideWhenUsed="1"/>
+    <w:lsdException w:name="Table Grid 7" w:semiHidden="1" w:unhideWhenUsed="1"/>
+    <w:lsdException w:name="Table Grid 8" w:semiHidden="1" w:unhideWhenUsed="1"/>
+    <w:lsdException w:name="Table List 1" w:semiHidden="1" w:unhideWhenUsed="1"/>
+    <w:lsdException w:name="Table List 2" w:semiHidden="1" w:unhideWhenUsed="1"/>
+    <w:lsdException w:name="Table List 3" w:semiHidden="1" w:unhideWhenUsed="1"/>
+    <w:lsdException w:name="Table List 4" w:semiHidden="1" w:unhideWhenUsed="1"/>
+    <w:lsdException w:name="Table List 5" w:semiHidden="1" w:unhideWhenUsed="1"/>
+    <w:lsdException w:name="Table List 6" w:semiHidden="1" w:unhideWhenUsed="1"/>
+    <w:lsdException w:name="Table List 7" w:semiHidden="1" w:unhideWhenUsed="1"/>
+    <w:lsdException w:name="Table List 8" w:semiHidden="1" w:unhideWhenUsed="1"/>
+    <w:lsdException w:name="Table 3D effects 1" w:semiHidden="1" w:unhideWhenUsed="1"/>
+    <w:lsdException w:name="Table 3D effects 2" w:semiHidden="1" w:unhideWhenUsed="1"/>
+    <w:lsdException w:name="Table 3D effects 3" w:semiHidden="1" w:unhideWhenUsed="1"/>
+    <w:lsdException w:name="Table Contemporary" w:semiHidden="1" w:unhideWhenUsed="1"/>
+    <w:lsdException w:name="Table Elegant" w:semiHidden="1" w:unhideWhenUsed="1"/>
+    <w:lsdException w:name="Table Professional" w:semiHidden="1" w:unhideWhenUsed="1"/>
+    <w:lsdException w:name="Table Subtle 1" w:semiHidden="1" w:unhideWhenUsed="1"/>
+    <w:lsdException w:name="Table Subtle 2" w:semiHidden="1" w:unhideWhenUsed="1"/>
+    <w:lsdException w:name="Table Web 1" w:semiHidden="1" w:unhideWhenUsed="1"/>
+    <w:lsdException w:name="Table Web 2" w:semiHidden="1" w:unhideWhenUsed="1"/>
+    <w:lsdException w:name="Table Web 3" w:semiHidden="1" w:unhideWhenUsed="1"/>
+    <w:lsdException w:name="Table Theme" w:semiHidden="1" w:unhideWhenUsed="1"/>
     <w:lsdException w:name="Placeholder Text" w:semiHidden="1" w:uiPriority="99"/>
     <w:lsdException w:name="No Spacing" w:uiPriority="1" w:qFormat="1"/>
     <w:lsdException w:name="Light Shading" w:uiPriority="60"/>
@@ -6675,11 +6264,15 @@
   </w:style>
   <w:style w:type="character" w:default="1" w:styleId="DefaultParagraphFont">
     <w:name w:val="Default Paragraph Font"/>
+    <w:uiPriority w:val="1"/>
     <w:semiHidden/>
+    <w:unhideWhenUsed/>
   </w:style>
   <w:style w:type="table" w:default="1" w:styleId="TableNormal">
     <w:name w:val="Normal Table"/>
+    <w:uiPriority w:val="99"/>
     <w:semiHidden/>
+    <w:unhideWhenUsed/>
     <w:tblPr>
       <w:tblInd w:w="0pt" w:type="dxa"/>
       <w:tblCellMar>
@@ -6692,7 +6285,9 @@
   </w:style>
   <w:style w:type="numbering" w:default="1" w:styleId="NoList">
     <w:name w:val="No List"/>
+    <w:uiPriority w:val="99"/>
     <w:semiHidden/>
+    <w:unhideWhenUsed/>
   </w:style>
   <w:style w:type="table" w:styleId="TableGrid">
     <w:name w:val="Table Grid"/>
